--- a/Computer Engineering, Software Engineering, Computer systems & their softwares/Annexes/CVs/CV_Department of Computer and software engineering/CV_Abdullayev_Mamayusup.docx
+++ b/Computer Engineering, Software Engineering, Computer systems & their softwares/Annexes/CVs/CV_Department of Computer and software engineering/CV_Abdullayev_Mamayusup.docx
@@ -52,7 +52,7 @@
                 <w:iCs/>
                 <w:lang w:val="en-GB"/>
               </w:rPr>
-              <w:t>PERSONAL INFORMATION</w:t>
+              <w:t>SHAXSIY MA'LUMOTLAR</w:t>
             </w:r>
           </w:p>
         </w:tc>
@@ -88,7 +88,7 @@
                 <w:bCs/>
                 <w:lang w:val="en-GB"/>
               </w:rPr>
-              <w:t>Full name</w:t>
+              <w:t>To'liq ism</w:t>
             </w:r>
           </w:p>
         </w:tc>
@@ -159,14 +159,13 @@
                 <w:bCs/>
                 <w:lang w:val="en-GB"/>
               </w:rPr>
-              <w:t>Academic degree and title</w:t>
-            </w:r>
-            <w:r>
-              <w:rPr>
-                <w:rFonts w:asciiTheme="minorBidi" w:hAnsiTheme="minorBidi"/>
-                <w:lang w:val="en-GB"/>
-              </w:rPr>
-              <w:t xml:space="preserve"> </w:t>
+              <w:t>Ilmiy daraja va unvon</w:t>
+            </w:r>
+            <w:r>
+              <w:rPr>
+                <w:rFonts w:asciiTheme="minorBidi" w:hAnsiTheme="minorBidi"/>
+                <w:lang w:val="en-GB"/>
+              </w:rPr>
             </w:r>
           </w:p>
         </w:tc>
@@ -224,7 +223,7 @@
                 <w:b/>
                 <w:bCs/>
               </w:rPr>
-              <w:t>Current Position</w:t>
+              <w:t>Hozirgi lavozim</w:t>
             </w:r>
           </w:p>
         </w:tc>
@@ -306,7 +305,7 @@
                 <w:b/>
                 <w:bCs/>
               </w:rPr>
-              <w:t>Research Field</w:t>
+              <w:t>Tadqiqot sohasi</w:t>
             </w:r>
           </w:p>
         </w:tc>
@@ -380,7 +379,7 @@
                 <w:iCs/>
                 <w:lang w:val="en-GB"/>
               </w:rPr>
-              <w:t>EDUCATIONAL BACKGROUND</w:t>
+              <w:t>TA'LIM MA'LUMOTLARI</w:t>
             </w:r>
           </w:p>
         </w:tc>
@@ -419,7 +418,7 @@
                 <w:iCs/>
                 <w:lang w:val="en-GB"/>
               </w:rPr>
-              <w:t>Degree</w:t>
+              <w:t>Daraja</w:t>
             </w:r>
           </w:p>
         </w:tc>
@@ -453,7 +452,7 @@
                 <w:bCs/>
                 <w:iCs/>
               </w:rPr>
-              <w:t>Program &amp; Qualification</w:t>
+              <w:t>Dastur va malaka</w:t>
             </w:r>
           </w:p>
           <w:p>
@@ -504,7 +503,7 @@
                 <w:iCs/>
                 <w:lang w:val="en-GB"/>
               </w:rPr>
-              <w:t>HEI</w:t>
+              <w:t>OTM</w:t>
             </w:r>
           </w:p>
           <w:p>
@@ -555,7 +554,7 @@
                 <w:bCs/>
                 <w:iCs/>
               </w:rPr>
-              <w:t>Year</w:t>
+              <w:t>Yil</w:t>
             </w:r>
           </w:p>
           <w:p>
@@ -608,7 +607,7 @@
                 <w:bCs/>
                 <w:iCs/>
               </w:rPr>
-              <w:t>Bachelor</w:t>
+              <w:t>Bakalavr</w:t>
             </w:r>
           </w:p>
         </w:tc>
@@ -675,7 +674,7 @@
                 <w:iCs/>
                 <w:lang w:val="en-GB"/>
               </w:rPr>
-              <w:t>Termez State University</w:t>
+              <w:t>Termiz davlat universiteti</w:t>
             </w:r>
           </w:p>
         </w:tc>
@@ -743,7 +742,7 @@
                 <w:bCs/>
                 <w:iCs/>
               </w:rPr>
-              <w:t>Master</w:t>
+              <w:t>Magistr</w:t>
             </w:r>
           </w:p>
         </w:tc>
@@ -961,7 +960,7 @@
                 <w:rFonts w:asciiTheme="minorBidi" w:hAnsiTheme="minorBidi"/>
                 <w:iCs/>
               </w:rPr>
-              <w:t>Termez State University</w:t>
+              <w:t>Termiz davlat universiteti</w:t>
             </w:r>
           </w:p>
         </w:tc>
@@ -1169,7 +1168,7 @@
                 <w:iCs/>
                 <w:lang w:val="en-GB"/>
               </w:rPr>
-              <w:t>PROFESSIONAL CAREER</w:t>
+              <w:t>KASBIY FAOLIYAT</w:t>
             </w:r>
           </w:p>
         </w:tc>
@@ -1205,7 +1204,7 @@
                 <w:bCs/>
                 <w:lang w:val="sv-SE"/>
               </w:rPr>
-              <w:t>Position</w:t>
+              <w:t>Lavozim</w:t>
             </w:r>
           </w:p>
         </w:tc>
@@ -1241,7 +1240,7 @@
                 <w:bCs/>
                 <w:lang w:val="en-US"/>
               </w:rPr>
-              <w:t>Organization</w:t>
+              <w:t>Tashkilot</w:t>
             </w:r>
           </w:p>
           <w:p>
@@ -1289,7 +1288,7 @@
                 <w:bCs/>
                 <w:lang w:val="en-US"/>
               </w:rPr>
-              <w:t>Duration</w:t>
+              <w:t>Davr</w:t>
             </w:r>
           </w:p>
           <w:p>
@@ -1378,7 +1377,7 @@
                 <w:rFonts w:asciiTheme="minorBidi" w:hAnsiTheme="minorBidi"/>
                 <w:lang w:val="en-US"/>
               </w:rPr>
-              <w:t>Termez State University</w:t>
+              <w:t>Termiz davlat universiteti</w:t>
             </w:r>
           </w:p>
         </w:tc>
@@ -1479,7 +1478,7 @@
                 <w:rFonts w:asciiTheme="minorBidi" w:hAnsiTheme="minorBidi"/>
                 <w:lang w:val="en-US"/>
               </w:rPr>
-              <w:t>Termez State University</w:t>
+              <w:t>Termiz davlat universiteti</w:t>
             </w:r>
           </w:p>
         </w:tc>
@@ -1580,7 +1579,7 @@
                 <w:rFonts w:asciiTheme="minorBidi" w:hAnsiTheme="minorBidi"/>
                 <w:lang w:val="en-US"/>
               </w:rPr>
-              <w:t>Termez State University</w:t>
+              <w:t>Termiz davlat universiteti</w:t>
             </w:r>
           </w:p>
         </w:tc>
@@ -1689,8 +1688,7 @@
                 <w:rFonts w:asciiTheme="minorBidi" w:hAnsiTheme="minorBidi"/>
                 <w:lang w:val="en-US"/>
               </w:rPr>
-              <w:lastRenderedPageBreak/>
-              <w:t>Termez State University</w:t>
+              <w:t>Termiz davlat universiteti</w:t>
             </w:r>
           </w:p>
         </w:tc>
@@ -1791,7 +1789,7 @@
                 <w:rFonts w:asciiTheme="minorBidi" w:hAnsiTheme="minorBidi"/>
                 <w:lang w:val="en-US"/>
               </w:rPr>
-              <w:t>Termez State University</w:t>
+              <w:t>Termiz davlat universiteti</w:t>
             </w:r>
           </w:p>
         </w:tc>
@@ -1892,7 +1890,7 @@
                 <w:rFonts w:asciiTheme="minorBidi" w:hAnsiTheme="minorBidi"/>
                 <w:lang w:val="en-US"/>
               </w:rPr>
-              <w:t>Termez State University</w:t>
+              <w:t>Termiz davlat universiteti</w:t>
             </w:r>
           </w:p>
         </w:tc>
@@ -1993,7 +1991,7 @@
                 <w:rFonts w:asciiTheme="minorBidi" w:hAnsiTheme="minorBidi"/>
                 <w:lang w:val="en-US"/>
               </w:rPr>
-              <w:t>Termez State University</w:t>
+              <w:t>Termiz davlat universiteti</w:t>
             </w:r>
           </w:p>
         </w:tc>
@@ -2094,7 +2092,7 @@
                 <w:rFonts w:asciiTheme="minorBidi" w:hAnsiTheme="minorBidi"/>
                 <w:lang w:val="en-US"/>
               </w:rPr>
-              <w:t>Termez State University</w:t>
+              <w:t>Termiz davlat universiteti</w:t>
             </w:r>
           </w:p>
         </w:tc>
@@ -2166,7 +2164,7 @@
                 <w:bCs/>
                 <w:iCs/>
               </w:rPr>
-              <w:t>PROFESSIONAL MEMBERSHIPS &amp; SCIENTIFIC ACTIVITY</w:t>
+              <w:t>KASBIY A'ZOLIKLAR VA ILMIY FAOLIYAT</w:t>
             </w:r>
           </w:p>
         </w:tc>
@@ -2201,7 +2199,7 @@
                 <w:b/>
                 <w:bCs/>
               </w:rPr>
-              <w:t>Organization</w:t>
+              <w:t>Tashkilot</w:t>
             </w:r>
           </w:p>
         </w:tc>
@@ -2237,7 +2235,7 @@
                 <w:b/>
                 <w:bCs/>
               </w:rPr>
-              <w:t>Position</w:t>
+              <w:t>Lavozim</w:t>
             </w:r>
           </w:p>
         </w:tc>
@@ -2273,7 +2271,7 @@
                 <w:b/>
                 <w:bCs/>
               </w:rPr>
-              <w:t>Year</w:t>
+              <w:t>Yil</w:t>
             </w:r>
           </w:p>
         </w:tc>
@@ -2399,7 +2397,7 @@
                 <w:b/>
                 <w:bCs/>
               </w:rPr>
-              <w:t>RESEARCH AND DEVELOPMENT PROJECTS (LAST 5 YEARS)</w:t>
+              <w:t>TADQIQOT VA ISHLAB CHIQISH LOYIHALARI (SO'NGGI 5 YIL)</w:t>
             </w:r>
           </w:p>
         </w:tc>
@@ -2471,7 +2469,7 @@
                 <w:b/>
                 <w:bCs/>
               </w:rPr>
-              <w:t>INDUSTRY COLLABORATIONS (LAST 5 YEARS)</w:t>
+              <w:t>SANOAT HAMKORLIKLARI (SO'NGGI 5 YIL)</w:t>
             </w:r>
           </w:p>
         </w:tc>
@@ -2543,7 +2541,7 @@
                 <w:b/>
                 <w:bCs/>
               </w:rPr>
-              <w:t>PATENTS AND INTELLECTUAL PROPERTY RIGHTS</w:t>
+              <w:t>PATENTLAR VA INTELLEKTUAL MULK HUQUQLARI</w:t>
             </w:r>
           </w:p>
         </w:tc>
@@ -2615,7 +2613,7 @@
                 <w:b/>
                 <w:bCs/>
               </w:rPr>
-              <w:t>SCIENTIFIC ARTICLES AND PUBLICATIONS (LAST 5 YEARS)</w:t>
+              <w:t>ILMIY MAQOLALAR VA NASHRLAR (SO'NGGI 5 YIL)</w:t>
             </w:r>
           </w:p>
         </w:tc>
